--- a/public/materialy/1L/2/Pracovní listy/6. Příkazový řádek.docx
+++ b/public/materialy/1L/2/Pracovní listy/6. Příkazový řádek.docx
@@ -1607,7 +1607,7 @@
         <w:spacing w:after="40"/>
       </w:pPr>
       <w:r>
-        <w:t xml:space="preserve">Vytvoř prázdný soubor: </w:t>
+        <w:t xml:space="preserve">Vytvoř textový soubor: </w:t>
       </w:r>
       <w:r>
         <w:rPr>

--- a/public/materialy/1L/2/Pracovní listy/6. Příkazový řádek.docx
+++ b/public/materialy/1L/2/Pracovní listy/6. Příkazový řádek.docx
@@ -158,7 +158,7 @@
           <w:sz w:val="20"/>
           <w:szCs w:val="20"/>
         </w:rPr>
-        <w:t xml:space="preserve"> /w Dokumenty</w:t>
+        <w:t xml:space="preserve"> /w Documents</w:t>
       </w:r>
     </w:p>
     <w:p>
@@ -557,7 +557,7 @@
                 <w:sz w:val="21"/>
                 <w:szCs w:val="21"/>
               </w:rPr>
-              <w:t>cd Dokumenty</w:t>
+              <w:t>cd Documents</w:t>
             </w:r>
           </w:p>
         </w:tc>
@@ -1476,7 +1476,7 @@
           <w:b/>
           <w:bCs/>
         </w:rPr>
-        <w:t>cd Dokumenty</w:t>
+        <w:t>cd Documents</w:t>
       </w:r>
       <w:r>
         <w:t xml:space="preserve"> (ověř výpisem </w:t>
@@ -1491,7 +1491,7 @@
       </w:r>
       <w:proofErr w:type="spellEnd"/>
       <w:r>
-        <w:t>).</w:t>
+        <w:t>). Průzkumník tu složku ukazuje jako „Dokumenty“, na disku se ale jmenuje Documents — příkazový řádek pracuje se skutečnými názvy.</w:t>
       </w:r>
     </w:p>
     <w:p>
@@ -1934,7 +1934,7 @@
       </w:r>
       <w:proofErr w:type="spellEnd"/>
       <w:r>
-        <w:t xml:space="preserve"> /w Dokumenty.</w:t>
+        <w:t xml:space="preserve"> /w Documents.</w:t>
       </w:r>
     </w:p>
     <w:p>

--- a/public/materialy/1L/2/Pracovní listy/6. Příkazový řádek.docx
+++ b/public/materialy/1L/2/Pracovní listy/6. Příkazový řádek.docx
@@ -56,7 +56,7 @@
         <w:spacing w:after="100"/>
       </w:pPr>
       <w:r>
-        <w:t>Dnes budeš počítač ovládat jako správce serveru — bez myši, jen příkazy. Splníš misi: vytvoříš strukturu složek a souborů jen pomocí příkazového řádku. Vypadá to jako z hackerského filmu, ale za půl hodiny to budeš umět.</w:t>
+        <w:t>Dnes budeš počítač ovládat jako správce serveru — bez myši, jen příkazy. Splníš misi: vytvoříš strukturu složek a souborů jen pomocí příkazového řádku. Vypadá to jako z hackerského filmu, ale za půl hodiny to budeš umět.</w:t>
       </w:r>
     </w:p>
     <w:p>
@@ -71,7 +71,7 @@
         <w:t xml:space="preserve">Použití AI: </w:t>
       </w:r>
       <w:r>
-        <w:t>AI smíš použít jen k vysvětlení, co dělá konkrétní příkaz. Misi plň sám — smysl je v tom, že si příkazy osaháš vlastníma rukama.</w:t>
+        <w:t>AI smíš použít jen k vysvětlení, co dělá konkrétní příkaz. Misi plň sám — smysl je v tom, že si příkazy osaháš vlastníma rukama.</w:t>
       </w:r>
     </w:p>
     <w:p>
@@ -118,7 +118,7 @@
         <w:t>)</w:t>
       </w:r>
       <w:r>
-        <w:t xml:space="preserve"> je textové ovládání Windows. Vše, co klikáš myší, jde napsat příkazem — a často rychleji. Profíci (správci sítí, programátoři) pracují hlavně takhle.</w:t>
+        <w:t xml:space="preserve"> je textové ovládání Windows. Vše, co klikáš myší, jde napsat příkazem — a často rychleji. Profíci (správci sítí, programátoři) pracují hlavně takhle.</w:t>
       </w:r>
     </w:p>
     <w:p>
@@ -133,7 +133,7 @@
         <w:t xml:space="preserve">Každý příkaz má stavbu: </w:t>
       </w:r>
       <w:r>
-        <w:t>PŘÍKAZ (co udělat) + PŘEPÍNAČ (jak — nepovinný, začíná /) + ARGUMENT (s čím).</w:t>
+        <w:t>PŘÍKAZ (co udělat) + PŘEPÍNAČ (jak — nepovinný, začíná /) + ARGUMENT (s čím).</w:t>
       </w:r>
     </w:p>
     <w:p>
@@ -632,7 +632,7 @@
                 <w:sz w:val="21"/>
                 <w:szCs w:val="21"/>
               </w:rPr>
-              <w:t>o složku zpět (nahoru)</w:t>
+              <w:t>o složku zpět (nahoru)</w:t>
             </w:r>
           </w:p>
         </w:tc>
@@ -829,7 +829,7 @@
                 <w:sz w:val="21"/>
                 <w:szCs w:val="21"/>
               </w:rPr>
-              <w:t>copy A B</w:t>
+              <w:t>copy A B</w:t>
             </w:r>
           </w:p>
         </w:tc>
@@ -858,7 +858,7 @@
                 <w:sz w:val="21"/>
                 <w:szCs w:val="21"/>
               </w:rPr>
-              <w:t>zkopíruje soubor A jako B</w:t>
+              <w:t>zkopíruje soubor A jako B</w:t>
             </w:r>
           </w:p>
         </w:tc>
@@ -933,7 +933,7 @@
                 <w:sz w:val="21"/>
                 <w:szCs w:val="21"/>
               </w:rPr>
-              <w:t xml:space="preserve"> A B</w:t>
+              <w:t xml:space="preserve"> A B</w:t>
             </w:r>
           </w:p>
         </w:tc>
@@ -962,7 +962,7 @@
                 <w:sz w:val="21"/>
                 <w:szCs w:val="21"/>
               </w:rPr>
-              <w:t>přejmenuje A na B</w:t>
+              <w:t>přejmenuje A na B</w:t>
             </w:r>
           </w:p>
         </w:tc>
@@ -1514,7 +1514,7 @@
         <w:t>Mise</w:t>
       </w:r>
       <w:r>
-        <w:t xml:space="preserve"> a vstup do ní (</w:t>
+        <w:t xml:space="preserve"> a vstup do ní (</w:t>
       </w:r>
       <w:proofErr w:type="spellStart"/>
       <w:r>
@@ -1649,7 +1649,7 @@
         <w:t xml:space="preserve"> soubor &gt; poznamky.txt</w:t>
       </w:r>
       <w:r>
-        <w:t xml:space="preserve"> a ověř příkazem </w:t>
+        <w:t xml:space="preserve"> a ověř příkazem </w:t>
       </w:r>
       <w:proofErr w:type="spellStart"/>
       <w:r>
@@ -1742,7 +1742,7 @@
         <w:spacing w:after="40"/>
       </w:pPr>
       <w:r>
-        <w:t xml:space="preserve">Vytvoř si soubor pokus.txt (echo test &gt; pokus.txt) a hned ho smaž: </w:t>
+        <w:t xml:space="preserve">Vytvoř si soubor pokus.txt (echo test &gt; pokus.txt) a hned ho smaž: </w:t>
       </w:r>
       <w:proofErr w:type="spellStart"/>
       <w:r>
@@ -1801,7 +1801,7 @@
         <w:t xml:space="preserve"> &gt; obsah.txt</w:t>
       </w:r>
       <w:r>
-        <w:t xml:space="preserve"> (výpis se uloží do souboru) a navíc pořiď snímek obrazovky </w:t>
+        <w:t xml:space="preserve"> (výpis se uloží do souboru) a navíc pořiď snímek obrazovky </w:t>
       </w:r>
       <w:proofErr w:type="spellStart"/>
       <w:r>
@@ -1842,7 +1842,7 @@
       </w:r>
       <w:proofErr w:type="spellEnd"/>
       <w:r>
-        <w:t xml:space="preserve"> a odevzdej spolu se souborem obsah.txt podle pokynů učitele.</w:t>
+        <w:t xml:space="preserve"> a odevzdej spolu se souborem obsah.txt podle pokynů učitele.</w:t>
       </w:r>
     </w:p>
     <w:p>
@@ -1884,7 +1884,7 @@
         <w:spacing w:after="40"/>
       </w:pPr>
       <w:r>
-        <w:t>Provedené kopírování, přejmenování a výpis do souboru.</w:t>
+        <w:t>Provedené kopírování, přejmenování a výpis do souboru.</w:t>
       </w:r>
     </w:p>
     <w:p>
@@ -1897,7 +1897,7 @@
         <w:spacing w:after="40"/>
       </w:pPr>
       <w:r>
-        <w:t>Odevzdaný snímek obrazovky (a obsah.txt) podle pokynů.</w:t>
+        <w:t>Odevzdaný snímek obrazovky (a obsah.txt) podle pokynů.</w:t>
       </w:r>
     </w:p>
     <w:p>
@@ -1926,7 +1926,7 @@
         <w:spacing w:after="40"/>
       </w:pPr>
       <w:r>
-        <w:t xml:space="preserve">Z jakých tří částí se může skládat příkaz? Ukaž na příkladu </w:t>
+        <w:t xml:space="preserve">Z jakých tří částí se může skládat příkaz? Ukaž na příkladu </w:t>
       </w:r>
       <w:proofErr w:type="spellStart"/>
       <w:r>
@@ -1984,7 +1984,7 @@
       </w:r>
       <w:proofErr w:type="spellEnd"/>
       <w:r>
-        <w:t xml:space="preserve"> od smazání v Průzkumníku?</w:t>
+        <w:t xml:space="preserve"> od smazání v Průzkumníku?</w:t>
       </w:r>
     </w:p>
     <w:p>
@@ -2060,7 +2060,7 @@
       </w:r>
       <w:proofErr w:type="spellEnd"/>
       <w:r>
-        <w:t xml:space="preserve"> — najdeš svoji IP adresu z minulé hodiny? Pak zkus </w:t>
+        <w:t xml:space="preserve"> — najdeš svoji IP adresu z minulé hodiny? Pak zkus </w:t>
       </w:r>
       <w:r>
         <w:rPr>
@@ -2070,7 +2070,7 @@
         <w:t>ping seznam.cz</w:t>
       </w:r>
       <w:r>
-        <w:t xml:space="preserve"> a napiš, co ti odpověď říká.</w:t>
+        <w:t xml:space="preserve"> a napiš, co ti odpověď říká.</w:t>
       </w:r>
     </w:p>
     <w:p>
@@ -2083,7 +2083,7 @@
         <w:spacing w:after="40"/>
       </w:pPr>
       <w:r>
-        <w:t xml:space="preserve">Profíci staví podle stejné logiky celé programy. Prohlédni si úvod článku „Přehled syntaxe: příkazy, možnosti a argumenty“ na Microsoft </w:t>
+        <w:t xml:space="preserve">Profíci staví podle stejné logiky celé programy. Prohlédni si úvod článku „Přehled syntaxe: příkazy, možnosti a argumenty“ na Microsoft </w:t>
       </w:r>
       <w:proofErr w:type="spellStart"/>
       <w:r>
@@ -2115,7 +2115,7 @@
       </w:r>
       <w:proofErr w:type="spellEnd"/>
       <w:r>
-        <w:t>/syntax) a vypiš 3 pojmy, které už znáš z dnešní hodiny.</w:t>
+        <w:t>/syntax) a vypiš 3 pojmy, které už znáš z dnešní hodiny.</w:t>
       </w:r>
     </w:p>
     <w:sectPr>
